--- a/sample_data/sample_tfls/L16.2.7.5_protocol_deviations.docx
+++ b/sample_data/sample_tfls/L16.2.7.5_protocol_deviations.docx
@@ -135,9 +135,6 @@
           </w:tcPr>
           <w:p>
             <w:r>
-              <w:rPr>
-                <w:sz w:val="18"/>
-              </w:rPr>
               <w:t>SUBJ-012</w:t>
             </w:r>
           </w:p>
@@ -148,10 +145,7 @@
           </w:tcPr>
           <w:p>
             <w:r>
-              <w:rPr>
-                <w:sz w:val="18"/>
-              </w:rPr>
-              <w:t>Drug A 10mg</w:t>
+              <w:t>Drug B 20mg</w:t>
             </w:r>
           </w:p>
         </w:tc>
@@ -161,9 +155,6 @@
           </w:tcPr>
           <w:p>
             <w:r>
-              <w:rPr>
-                <w:sz w:val="18"/>
-              </w:rPr>
               <w:t>2025-05-10</w:t>
             </w:r>
           </w:p>
@@ -174,9 +165,6 @@
           </w:tcPr>
           <w:p>
             <w:r>
-              <w:rPr>
-                <w:sz w:val="18"/>
-              </w:rPr>
               <w:t>Inclusion/Exclusion</w:t>
             </w:r>
           </w:p>
@@ -187,9 +175,6 @@
           </w:tcPr>
           <w:p>
             <w:r>
-              <w:rPr>
-                <w:sz w:val="18"/>
-              </w:rPr>
               <w:t>Subject did not meet age criteria (below 18)</w:t>
             </w:r>
           </w:p>
@@ -202,9 +187,6 @@
           </w:tcPr>
           <w:p>
             <w:r>
-              <w:rPr>
-                <w:sz w:val="18"/>
-              </w:rPr>
               <w:t>SUBJ-034</w:t>
             </w:r>
           </w:p>
@@ -215,10 +197,7 @@
           </w:tcPr>
           <w:p>
             <w:r>
-              <w:rPr>
-                <w:sz w:val="18"/>
-              </w:rPr>
-              <w:t>Placebo</w:t>
+              <w:t>Drug B 20mg</w:t>
             </w:r>
           </w:p>
         </w:tc>
@@ -228,9 +207,6 @@
           </w:tcPr>
           <w:p>
             <w:r>
-              <w:rPr>
-                <w:sz w:val="18"/>
-              </w:rPr>
               <w:t>2025-06-22</w:t>
             </w:r>
           </w:p>
@@ -241,9 +217,6 @@
           </w:tcPr>
           <w:p>
             <w:r>
-              <w:rPr>
-                <w:sz w:val="18"/>
-              </w:rPr>
               <w:t>Dosing</w:t>
             </w:r>
           </w:p>
@@ -254,9 +227,6 @@
           </w:tcPr>
           <w:p>
             <w:r>
-              <w:rPr>
-                <w:sz w:val="18"/>
-              </w:rPr>
               <w:t>Dose reduction without protocol authorization</w:t>
             </w:r>
           </w:p>
@@ -269,10 +239,7 @@
           </w:tcPr>
           <w:p>
             <w:r>
-              <w:rPr>
-                <w:sz w:val="18"/>
-              </w:rPr>
-              <w:t>SUBJ-089</w:t>
+              <w:t>SUBJ-007</w:t>
             </w:r>
           </w:p>
         </w:tc>
@@ -282,10 +249,7 @@
           </w:tcPr>
           <w:p>
             <w:r>
-              <w:rPr>
-                <w:sz w:val="18"/>
-              </w:rPr>
-              <w:t>Drug B 20mg</w:t>
+              <w:t>Placebo</w:t>
             </w:r>
           </w:p>
         </w:tc>
@@ -295,9 +259,6 @@
           </w:tcPr>
           <w:p>
             <w:r>
-              <w:rPr>
-                <w:sz w:val="18"/>
-              </w:rPr>
               <w:t>2025-07-15</w:t>
             </w:r>
           </w:p>
@@ -308,9 +269,6 @@
           </w:tcPr>
           <w:p>
             <w:r>
-              <w:rPr>
-                <w:sz w:val="18"/>
-              </w:rPr>
               <w:t>Visit Window</w:t>
             </w:r>
           </w:p>
@@ -321,9 +279,6 @@
           </w:tcPr>
           <w:p>
             <w:r>
-              <w:rPr>
-                <w:sz w:val="18"/>
-              </w:rPr>
               <w:t>Week 12 visit performed 3 days late</w:t>
             </w:r>
           </w:p>
@@ -336,10 +291,7 @@
           </w:tcPr>
           <w:p>
             <w:r>
-              <w:rPr>
-                <w:sz w:val="18"/>
-              </w:rPr>
-              <w:t>SUBJ-112</w:t>
+              <w:t>SUBJ-040</w:t>
             </w:r>
           </w:p>
         </w:tc>
@@ -349,9 +301,6 @@
           </w:tcPr>
           <w:p>
             <w:r>
-              <w:rPr>
-                <w:sz w:val="18"/>
-              </w:rPr>
               <w:t>Drug A 10mg</w:t>
             </w:r>
           </w:p>
@@ -362,9 +311,6 @@
           </w:tcPr>
           <w:p>
             <w:r>
-              <w:rPr>
-                <w:sz w:val="18"/>
-              </w:rPr>
               <w:t>2025-08-03</w:t>
             </w:r>
           </w:p>
@@ -375,9 +321,6 @@
           </w:tcPr>
           <w:p>
             <w:r>
-              <w:rPr>
-                <w:sz w:val="18"/>
-              </w:rPr>
               <w:t>Concomitant Medication</w:t>
             </w:r>
           </w:p>
@@ -388,9 +331,6 @@
           </w:tcPr>
           <w:p>
             <w:r>
-              <w:rPr>
-                <w:sz w:val="18"/>
-              </w:rPr>
               <w:t>Prohibited medication (ibuprofen) used during study</w:t>
             </w:r>
           </w:p>
@@ -403,10 +343,7 @@
           </w:tcPr>
           <w:p>
             <w:r>
-              <w:rPr>
-                <w:sz w:val="18"/>
-              </w:rPr>
-              <w:t>SUBJ-145</w:t>
+              <w:t>SUBJ-015</w:t>
             </w:r>
           </w:p>
         </w:tc>
@@ -416,9 +353,6 @@
           </w:tcPr>
           <w:p>
             <w:r>
-              <w:rPr>
-                <w:sz w:val="18"/>
-              </w:rPr>
               <w:t>Placebo</w:t>
             </w:r>
           </w:p>
@@ -429,9 +363,6 @@
           </w:tcPr>
           <w:p>
             <w:r>
-              <w:rPr>
-                <w:sz w:val="18"/>
-              </w:rPr>
               <w:t>2025-09-11</w:t>
             </w:r>
           </w:p>
@@ -442,9 +373,6 @@
           </w:tcPr>
           <w:p>
             <w:r>
-              <w:rPr>
-                <w:sz w:val="18"/>
-              </w:rPr>
               <w:t>Study Procedure</w:t>
             </w:r>
           </w:p>
@@ -455,9 +383,6 @@
           </w:tcPr>
           <w:p>
             <w:r>
-              <w:rPr>
-                <w:sz w:val="18"/>
-              </w:rPr>
               <w:t>Blood draw not performed at specified time</w:t>
             </w:r>
           </w:p>
@@ -470,10 +395,7 @@
           </w:tcPr>
           <w:p>
             <w:r>
-              <w:rPr>
-                <w:sz w:val="18"/>
-              </w:rPr>
-              <w:t>SUBJ-198</w:t>
+              <w:t>SUBJ-033</w:t>
             </w:r>
           </w:p>
         </w:tc>
@@ -483,10 +405,7 @@
           </w:tcPr>
           <w:p>
             <w:r>
-              <w:rPr>
-                <w:sz w:val="18"/>
-              </w:rPr>
-              <w:t>Drug B 20mg</w:t>
+              <w:t>Placebo</w:t>
             </w:r>
           </w:p>
         </w:tc>
@@ -496,9 +415,6 @@
           </w:tcPr>
           <w:p>
             <w:r>
-              <w:rPr>
-                <w:sz w:val="18"/>
-              </w:rPr>
               <w:t>2025-10-05</w:t>
             </w:r>
           </w:p>
@@ -509,9 +425,6 @@
           </w:tcPr>
           <w:p>
             <w:r>
-              <w:rPr>
-                <w:sz w:val="18"/>
-              </w:rPr>
               <w:t>Informed Consent</w:t>
             </w:r>
           </w:p>
@@ -522,9 +435,6 @@
           </w:tcPr>
           <w:p>
             <w:r>
-              <w:rPr>
-                <w:sz w:val="18"/>
-              </w:rPr>
               <w:t>Consent form signed after first dose</w:t>
             </w:r>
           </w:p>
